--- a/02_raw_data/applications/Datensicherheitskonzept_SUF_EN_Jubilacion_Potsdam.docx
+++ b/02_raw_data/applications/Datensicherheitskonzept_SUF_EN_Jubilacion_Potsdam.docx
@@ -1317,8 +1317,8 @@
             <w:calcOnExit w:val="0"/>
             <w:checkBox>
               <w:sizeAuto/>
-              <w:default w:val="0"/>
-              <w:checked w:val="0"/>
+              <w:default w:val="1"/>
+              <w:checked w:val="1"/>
             </w:checkBox>
           </w:ffData>
         </w:fldChar>
@@ -1876,8 +1876,8 @@
             <w:calcOnExit w:val="0"/>
             <w:checkBox>
               <w:sizeAuto/>
-              <w:default w:val="0"/>
-              <w:checked w:val="0"/>
+              <w:default w:val="1"/>
+              <w:checked w:val="1"/>
             </w:checkBox>
           </w:ffData>
         </w:fldChar>
@@ -2207,7 +2207,8 @@
             <w:calcOnExit w:val="0"/>
             <w:checkBox>
               <w:sizeAuto/>
-              <w:default w:val="0"/>
+              <w:default w:val="1"/>
+              <w:checked w:val="1"/>
             </w:checkBox>
           </w:ffData>
         </w:fldChar>
@@ -2546,7 +2547,8 @@
             <w:calcOnExit w:val="0"/>
             <w:checkBox>
               <w:sizeAuto/>
-              <w:default w:val="0"/>
+              <w:default w:val="1"/>
+              <w:checked w:val="1"/>
             </w:checkBox>
           </w:ffData>
         </w:fldChar>
@@ -4536,7 +4538,8 @@
             <w:calcOnExit w:val="0"/>
             <w:checkBox>
               <w:sizeAuto/>
-              <w:default w:val="0"/>
+              <w:default w:val="1"/>
+              <w:checked w:val="1"/>
             </w:checkBox>
           </w:ffData>
         </w:fldChar>
@@ -4894,7 +4897,8 @@
             <w:calcOnExit w:val="0"/>
             <w:checkBox>
               <w:sizeAuto/>
-              <w:default w:val="0"/>
+              <w:default w:val="1"/>
+              <w:checked w:val="1"/>
             </w:checkBox>
           </w:ffData>
         </w:fldChar>
@@ -6365,7 +6369,8 @@
             <w:calcOnExit w:val="0"/>
             <w:checkBox>
               <w:sizeAuto/>
-              <w:default w:val="0"/>
+              <w:default w:val="1"/>
+              <w:checked w:val="1"/>
             </w:checkBox>
           </w:ffData>
         </w:fldChar>
@@ -6652,7 +6657,8 @@
             <w:calcOnExit w:val="0"/>
             <w:checkBox>
               <w:sizeAuto/>
-              <w:default w:val="0"/>
+              <w:default w:val="1"/>
+              <w:checked w:val="1"/>
             </w:checkBox>
           </w:ffData>
         </w:fldChar>
@@ -6951,7 +6957,8 @@
             <w:calcOnExit w:val="0"/>
             <w:checkBox>
               <w:sizeAuto/>
-              <w:default w:val="0"/>
+              <w:default w:val="1"/>
+              <w:checked w:val="1"/>
             </w:checkBox>
           </w:ffData>
         </w:fldChar>
@@ -7357,7 +7364,8 @@
             <w:calcOnExit w:val="0"/>
             <w:checkBox>
               <w:sizeAuto/>
-              <w:default w:val="0"/>
+              <w:default w:val="1"/>
+              <w:checked w:val="1"/>
             </w:checkBox>
           </w:ffData>
         </w:fldChar>
@@ -7610,7 +7618,8 @@
             <w:calcOnExit w:val="0"/>
             <w:checkBox>
               <w:sizeAuto/>
-              <w:default w:val="0"/>
+              <w:default w:val="1"/>
+              <w:checked w:val="1"/>
             </w:checkBox>
           </w:ffData>
         </w:fldChar>
@@ -7923,15 +7932,21 @@
     <w:p>
       <w:pPr>
         <w:spacing w:before="60" w:after="60" w:line="288" w:lineRule="auto"/>
-        <w:jc w:val="both"/>
-        <w:rPr>
-          <w:lang w:val="en-GB"/>
-        </w:rPr>
-      </w:pPr>
-      <w:r>
+        <w:jc w:val="left"/>
+        <w:rPr>
+          <w:lang w:val="en-GB"/>
+        </w:rPr>
+      </w:pPr>
+      <w:r>
+        <w:rPr>
+          <w:rFonts w:ascii="Calibri" w:hAnsi="Calibri"/>
+          <w:sz w:val="20"/>
+        </w:rPr>
         <w:t>Prof. Dr. Talha Ali Khan</w:t>
         <w:br/>
         <w:t>Vice President for Research | Professor of Data Science</w:t>
+        <w:br/>
+        <w:t>Department of Business</w:t>
         <w:br/>
         <w:t>University of Europe for Applied Sciences (UE Germany)</w:t>
         <w:br/>
@@ -8030,6 +8045,9 @@
             <w:tcW w:w="2376" w:type="dxa"/>
           </w:tcPr>
           <w:p>
+            <w:pPr>
+              <w:jc w:val="left"/>
+            </w:pPr>
             <w:r>
               <w:t>Place and date:</w:t>
               <w:br/>
